--- a/worlds/korvin-merrow/task-setup/platform/task7/current/nephrology_referral_letter_draft_05262026.docx
+++ b/worlds/korvin-merrow/task-setup/platform/task7/current/nephrology_referral_letter_draft_05262026.docx
@@ -611,7 +611,7 @@
           <w:color w:val="232830"/>
           <w:sz w:val="19"/>
         </w:rPr>
-        <w:t>Current medications: carvedilol 12.5 mg twice daily, aspirin 81 mg daily, atorvastatin 40 mg nightly, insulin glargine 18 units nightly, gabapentin 300 mg nightly, ferrous sulfate, calcium with vitamin D, pantoprazole, and alendronate 70 mg weekly (Sundays), which was continued through the admission; bone-health therapy is current with nothing outstanding on reconciliation. Held pending your guidance: sacubitril/valsartan 24/26 mg twice daily, spironolactone 25 mg daily, furosemide 40 mg daily, empagliflozin 10 mg daily, metformin ER 500 mg twice daily. Prednisone continues on its outpatient taper.</w:t>
+        <w:t>Current medications: carvedilol 12.5 mg twice daily, aspirin 81 mg daily, atorvastatin 40 mg nightly, insulin glargine 18 units nightly, gabapentin 300 mg nightly, ferrous sulfate, calcium with vitamin D, pantoprazole, and alendronate 70 mg weekly (Sundays). Their inpatient reconciliation status remains to be completed for this letter. Held pending your guidance: sacubitril/valsartan 24/26 mg twice daily, spironolactone 25 mg daily, furosemide 40 mg daily, empagliflozin 10 mg daily, metformin ER 500 mg twice daily. Prednisone continues on its outpatient taper.</w:t>
       </w:r>
     </w:p>
     <w:p>

--- a/worlds/korvin-merrow/task-setup/platform/task7/current/nephrology_referral_letter_draft_05262026.docx
+++ b/worlds/korvin-merrow/task-setup/platform/task7/current/nephrology_referral_letter_draft_05262026.docx
@@ -611,7 +611,7 @@
           <w:color w:val="232830"/>
           <w:sz w:val="19"/>
         </w:rPr>
-        <w:t>Current medications: carvedilol 12.5 mg twice daily, aspirin 81 mg daily, atorvastatin 40 mg nightly, insulin glargine 18 units nightly, gabapentin 300 mg nightly, ferrous sulfate, calcium with vitamin D, pantoprazole, and alendronate 70 mg weekly (Sundays). Their inpatient reconciliation status remains to be completed for this letter. Held pending your guidance: sacubitril/valsartan 24/26 mg twice daily, spironolactone 25 mg daily, furosemide 40 mg daily, empagliflozin 10 mg daily, metformin ER 500 mg twice daily. Prednisone continues on its outpatient taper.</w:t>
+        <w:t>Current medications: carvedilol 12.5 mg twice daily, aspirin 81 mg daily, atorvastatin 40 mg nightly, insulin glargine 18 units nightly, gabapentin 300 mg nightly, ferrous sulfate, calcium with vitamin D, and pantoprazole. Their inpatient reconciliation status remains to be completed for this letter. Held pending your guidance: sacubitril/valsartan 24/26 mg twice daily, spironolactone 25 mg daily, furosemide 40 mg daily, empagliflozin 10 mg daily, metformin ER 500 mg twice daily. Prednisone continues on its outpatient taper.</w:t>
       </w:r>
     </w:p>
     <w:p>
